--- a/PRACTICAL/DBMS  Transactions  Part-2.docx
+++ b/PRACTICAL/DBMS  Transactions  Part-2.docx
@@ -23,7 +23,7 @@
     </w:p>
     <w:p>
       <w:r>
-        <w:t>2520030586-Hamsika Peddina</w:t>
+        <w:t>2520090137 - Jayavarapu Sri Charan</w:t>
       </w:r>
     </w:p>
     <w:p>
